--- a/Realtor Forms/PTE RESIDENTIAL Offer to Purchase.docx
+++ b/Realtor Forms/PTE RESIDENTIAL Offer to Purchase.docx
@@ -44,99 +44,35 @@
       </w:r>
       <w:r>
         <w:rPr>
-          <w:sz w:val="18"/>
-          <w:szCs w:val="20"/>
-          <w:u w:val="single"/>
-        </w:rPr>
-        <w:tab/>
-      </w:r>
-      <w:r>
-        <w:rPr>
-          <w:sz w:val="18"/>
-          <w:szCs w:val="20"/>
-          <w:u w:val="single"/>
-        </w:rPr>
-        <w:tab/>
-      </w:r>
-      <w:r>
-        <w:rPr>
-          <w:sz w:val="18"/>
-          <w:szCs w:val="20"/>
-          <w:u w:val="single"/>
-        </w:rPr>
-        <w:tab/>
-      </w:r>
-      <w:r>
-        <w:rPr>
-          <w:sz w:val="18"/>
-          <w:szCs w:val="20"/>
-          <w:u w:val="single"/>
-        </w:rPr>
-        <w:tab/>
-      </w:r>
-      <w:r>
-        <w:rPr>
-          <w:sz w:val="18"/>
-          <w:szCs w:val="20"/>
-          <w:u w:val="single"/>
-        </w:rPr>
-        <w:tab/>
-      </w:r>
-      <w:r>
-        <w:rPr>
-          <w:sz w:val="18"/>
-          <w:szCs w:val="20"/>
-          <w:u w:val="single"/>
-        </w:rPr>
-        <w:tab/>
-      </w:r>
-      <w:r>
-        <w:rPr>
-          <w:sz w:val="18"/>
-          <w:szCs w:val="20"/>
-          <w:u w:val="single"/>
-        </w:rPr>
-        <w:tab/>
-      </w:r>
-      <w:r>
-        <w:rPr>
-          <w:sz w:val="18"/>
-          <w:szCs w:val="20"/>
-          <w:u w:val="single"/>
-        </w:rPr>
-        <w:tab/>
-      </w:r>
-      <w:r>
-        <w:rPr>
-          <w:sz w:val="18"/>
-          <w:szCs w:val="20"/>
-          <w:u w:val="single"/>
-        </w:rPr>
-        <w:tab/>
-      </w:r>
-      <w:r>
-        <w:rPr>
-          <w:sz w:val="18"/>
-          <w:szCs w:val="20"/>
-          <w:u w:val="single"/>
-        </w:rPr>
-        <w:t>_______</w:t>
-      </w:r>
-      <w:r>
-        <w:rPr>
-          <w:sz w:val="18"/>
-          <w:szCs w:val="20"/>
-          <w:u w:val="single"/>
-        </w:rPr>
-        <w:tab/>
-      </w:r>
-      <w:r>
-        <w:rPr>
-          <w:sz w:val="18"/>
-          <w:szCs w:val="20"/>
-          <w:u w:val="single"/>
-        </w:rPr>
-        <w:tab/>
+          <w:b/>
+          <w:bCs/>
+          <w:sz w:val="18"/>
+          <w:szCs w:val="20"/>
+          <w:u w:val="single"/>
+        </w:rPr>
+        <w:t>{{</w:t>
+      </w:r>
+      <w:proofErr w:type="spellStart"/>
+      <w:r>
+        <w:rPr>
+          <w:b/>
+          <w:bCs/>
+          <w:sz w:val="18"/>
+          <w:szCs w:val="20"/>
+          <w:u w:val="single"/>
+        </w:rPr>
+        <w:t>property_address</w:t>
+      </w:r>
+      <w:proofErr w:type="spellEnd"/>
+      <w:r>
+        <w:rPr>
+          <w:b/>
+          <w:bCs/>
+          <w:sz w:val="18"/>
+          <w:szCs w:val="20"/>
+          <w:u w:val="single"/>
+        </w:rPr>
+        <w:t>}}</w:t>
       </w:r>
     </w:p>
     <w:p>
@@ -233,29 +169,37 @@
       <w:r>
         <w:rPr>
           <w:rFonts w:ascii="Arial" w:hAnsi="Arial"/>
-          <w:sz w:val="18"/>
-          <w:szCs w:val="20"/>
-          <w:u w:val="single"/>
-        </w:rPr>
-        <w:tab/>
-      </w:r>
+          <w:b/>
+          <w:bCs/>
+          <w:sz w:val="18"/>
+          <w:szCs w:val="20"/>
+          <w:u w:val="single"/>
+        </w:rPr>
+        <w:t>{{</w:t>
+      </w:r>
+      <w:proofErr w:type="spellStart"/>
       <w:r>
         <w:rPr>
           <w:rFonts w:ascii="Arial" w:hAnsi="Arial"/>
-          <w:sz w:val="18"/>
-          <w:szCs w:val="20"/>
-          <w:u w:val="single"/>
-        </w:rPr>
-        <w:tab/>
-      </w:r>
+          <w:b/>
+          <w:bCs/>
+          <w:sz w:val="18"/>
+          <w:szCs w:val="20"/>
+          <w:u w:val="single"/>
+        </w:rPr>
+        <w:t>transaction_price_words</w:t>
+      </w:r>
+      <w:proofErr w:type="spellEnd"/>
       <w:r>
         <w:rPr>
           <w:rFonts w:ascii="Arial" w:hAnsi="Arial"/>
-          <w:sz w:val="18"/>
-          <w:szCs w:val="20"/>
-          <w:u w:val="single"/>
-        </w:rPr>
-        <w:tab/>
+          <w:b/>
+          <w:bCs/>
+          <w:sz w:val="18"/>
+          <w:szCs w:val="20"/>
+          <w:u w:val="single"/>
+        </w:rPr>
+        <w:t>}}</w:t>
       </w:r>
       <w:r>
         <w:rPr>
@@ -264,87 +208,50 @@
           <w:szCs w:val="20"/>
           <w:u w:val="single"/>
         </w:rPr>
-        <w:tab/>
+        <w:t xml:space="preserve"> </w:t>
       </w:r>
       <w:r>
         <w:rPr>
           <w:rFonts w:ascii="Arial" w:hAnsi="Arial"/>
           <w:sz w:val="18"/>
           <w:szCs w:val="20"/>
-          <w:u w:val="single"/>
-        </w:rPr>
-        <w:tab/>
+        </w:rPr>
+        <w:t>(S$</w:t>
       </w:r>
       <w:r>
         <w:rPr>
           <w:rFonts w:ascii="Arial" w:hAnsi="Arial"/>
-          <w:sz w:val="18"/>
-          <w:szCs w:val="20"/>
-          <w:u w:val="single"/>
-        </w:rPr>
-        <w:tab/>
-      </w:r>
+          <w:b/>
+          <w:bCs/>
+          <w:sz w:val="18"/>
+          <w:szCs w:val="20"/>
+          <w:u w:val="single"/>
+        </w:rPr>
+        <w:t>{{</w:t>
+      </w:r>
+      <w:proofErr w:type="spellStart"/>
       <w:r>
         <w:rPr>
           <w:rFonts w:ascii="Arial" w:hAnsi="Arial"/>
-          <w:sz w:val="18"/>
-          <w:szCs w:val="20"/>
-          <w:u w:val="single"/>
-        </w:rPr>
-        <w:tab/>
-      </w:r>
+          <w:b/>
+          <w:bCs/>
+          <w:sz w:val="18"/>
+          <w:szCs w:val="20"/>
+          <w:u w:val="single"/>
+        </w:rPr>
+        <w:t>transaction_price</w:t>
+      </w:r>
+      <w:proofErr w:type="spellEnd"/>
       <w:r>
         <w:rPr>
           <w:rFonts w:ascii="Arial" w:hAnsi="Arial"/>
-          <w:sz w:val="18"/>
-          <w:szCs w:val="20"/>
-          <w:u w:val="single"/>
-        </w:rPr>
-        <w:tab/>
-      </w:r>
-      <w:r>
-        <w:rPr>
-          <w:rFonts w:ascii="Arial" w:hAnsi="Arial"/>
-          <w:sz w:val="18"/>
-          <w:szCs w:val="20"/>
-          <w:u w:val="single"/>
-        </w:rPr>
-        <w:tab/>
-      </w:r>
-      <w:r>
-        <w:rPr>
-          <w:rFonts w:ascii="Arial" w:hAnsi="Arial"/>
-          <w:sz w:val="18"/>
-          <w:szCs w:val="20"/>
-          <w:u w:val="single"/>
-        </w:rPr>
-        <w:tab/>
-      </w:r>
-      <w:r>
-        <w:rPr>
-          <w:rFonts w:ascii="Arial" w:hAnsi="Arial"/>
-          <w:sz w:val="18"/>
-          <w:szCs w:val="20"/>
-        </w:rPr>
-        <w:t>(S$</w:t>
-      </w:r>
-      <w:r>
-        <w:rPr>
-          <w:rFonts w:ascii="Arial" w:hAnsi="Arial"/>
-          <w:sz w:val="18"/>
-          <w:szCs w:val="20"/>
-          <w:u w:val="single"/>
-        </w:rPr>
-        <w:tab/>
-      </w:r>
-      <w:r>
-        <w:rPr>
-          <w:rFonts w:ascii="Arial" w:hAnsi="Arial"/>
-          <w:sz w:val="18"/>
-          <w:szCs w:val="20"/>
-          <w:u w:val="single"/>
-        </w:rPr>
-        <w:tab/>
+          <w:b/>
+          <w:bCs/>
+          <w:sz w:val="18"/>
+          <w:szCs w:val="20"/>
+          <w:u w:val="single"/>
+        </w:rPr>
+        <w:t>}}</w:t>
       </w:r>
       <w:r>
         <w:rPr>
@@ -955,7 +862,23 @@
           <w:sz w:val="18"/>
           <w:szCs w:val="18"/>
         </w:rPr>
-        <w:t xml:space="preserve">             Proof of payment made to the Vendor by *PayNow/ bank transfer to:</w:t>
+        <w:t xml:space="preserve">             Proof of payment made to the Vendor by *</w:t>
+      </w:r>
+      <w:proofErr w:type="spellStart"/>
+      <w:r>
+        <w:rPr>
+          <w:sz w:val="18"/>
+          <w:szCs w:val="18"/>
+        </w:rPr>
+        <w:t>PayNow</w:t>
+      </w:r>
+      <w:proofErr w:type="spellEnd"/>
+      <w:r>
+        <w:rPr>
+          <w:sz w:val="18"/>
+          <w:szCs w:val="18"/>
+        </w:rPr>
+        <w:t>/ bank transfer to:</w:t>
       </w:r>
     </w:p>
     <w:p>
@@ -1262,27 +1185,35 @@
       </w:r>
       <w:r>
         <w:rPr>
-          <w:sz w:val="18"/>
-          <w:szCs w:val="18"/>
-          <w:u w:val="single"/>
-        </w:rPr>
-        <w:tab/>
-      </w:r>
-      <w:r>
-        <w:rPr>
-          <w:sz w:val="18"/>
-          <w:szCs w:val="18"/>
-          <w:u w:val="single"/>
-        </w:rPr>
-        <w:tab/>
-      </w:r>
-      <w:r>
-        <w:rPr>
-          <w:sz w:val="18"/>
-          <w:szCs w:val="18"/>
-          <w:u w:val="single"/>
-        </w:rPr>
-        <w:tab/>
+          <w:b/>
+          <w:bCs/>
+          <w:sz w:val="18"/>
+          <w:szCs w:val="20"/>
+          <w:u w:val="single"/>
+        </w:rPr>
+        <w:t>{{</w:t>
+      </w:r>
+      <w:proofErr w:type="spellStart"/>
+      <w:r>
+        <w:rPr>
+          <w:b/>
+          <w:bCs/>
+          <w:sz w:val="18"/>
+          <w:szCs w:val="20"/>
+          <w:u w:val="single"/>
+        </w:rPr>
+        <w:t>transaction_price</w:t>
+      </w:r>
+      <w:proofErr w:type="spellEnd"/>
+      <w:r>
+        <w:rPr>
+          <w:b/>
+          <w:bCs/>
+          <w:sz w:val="18"/>
+          <w:szCs w:val="20"/>
+          <w:u w:val="single"/>
+        </w:rPr>
+        <w:t>}}</w:t>
       </w:r>
       <w:r>
         <w:rPr>
@@ -1465,11 +1396,419 @@
       <w:pPr>
         <w:jc w:val="both"/>
         <w:rPr>
-          <w:sz w:val="18"/>
-          <w:szCs w:val="20"/>
-        </w:rPr>
-      </w:pPr>
-    </w:p>
+          <w:sz w:val="21"/>
+        </w:rPr>
+      </w:pPr>
+    </w:p>
+    <w:p>
+      <w:pPr>
+        <w:jc w:val="both"/>
+        <w:rPr>
+          <w:sz w:val="21"/>
+        </w:rPr>
+      </w:pPr>
+    </w:p>
+    <w:p>
+      <w:pPr>
+        <w:jc w:val="both"/>
+        <w:rPr>
+          <w:sz w:val="21"/>
+        </w:rPr>
+      </w:pPr>
+    </w:p>
+    <w:p>
+      <w:pPr>
+        <w:jc w:val="both"/>
+        <w:rPr>
+          <w:sz w:val="21"/>
+        </w:rPr>
+      </w:pPr>
+    </w:p>
+    <w:tbl>
+      <w:tblPr>
+        <w:tblStyle w:val="TableGrid"/>
+        <w:tblW w:w="0" w:type="auto"/>
+        <w:tblBorders>
+          <w:top w:val="none" w:sz="0" w:space="0" w:color="auto"/>
+          <w:left w:val="none" w:sz="0" w:space="0" w:color="auto"/>
+          <w:bottom w:val="none" w:sz="0" w:space="0" w:color="auto"/>
+          <w:right w:val="none" w:sz="0" w:space="0" w:color="auto"/>
+          <w:insideH w:val="none" w:sz="0" w:space="0" w:color="auto"/>
+          <w:insideV w:val="none" w:sz="0" w:space="0" w:color="auto"/>
+        </w:tblBorders>
+        <w:tblLook w:val="04A0" w:firstRow="1" w:lastRow="0" w:firstColumn="1" w:lastColumn="0" w:noHBand="0" w:noVBand="1"/>
+      </w:tblPr>
+      <w:tblGrid>
+        <w:gridCol w:w="4871"/>
+        <w:gridCol w:w="4872"/>
+      </w:tblGrid>
+      <w:tr>
+        <w:tc>
+          <w:tcPr>
+            <w:tcW w:w="4871" w:type="dxa"/>
+          </w:tcPr>
+          <w:p>
+            <w:pPr>
+              <w:jc w:val="both"/>
+              <w:rPr>
+                <w:sz w:val="21"/>
+              </w:rPr>
+            </w:pPr>
+            <w:r>
+              <w:rPr>
+                <w:sz w:val="21"/>
+                <w:u w:val="single"/>
+              </w:rPr>
+              <w:tab/>
+            </w:r>
+            <w:r>
+              <w:rPr>
+                <w:sz w:val="21"/>
+                <w:u w:val="single"/>
+              </w:rPr>
+              <w:tab/>
+            </w:r>
+            <w:r>
+              <w:rPr>
+                <w:sz w:val="21"/>
+                <w:u w:val="single"/>
+              </w:rPr>
+              <w:tab/>
+            </w:r>
+            <w:r>
+              <w:rPr>
+                <w:sz w:val="21"/>
+                <w:u w:val="single"/>
+              </w:rPr>
+              <w:tab/>
+            </w:r>
+            <w:r>
+              <w:rPr>
+                <w:sz w:val="21"/>
+                <w:u w:val="single"/>
+              </w:rPr>
+              <w:tab/>
+            </w:r>
+            <w:r>
+              <w:rPr>
+                <w:sz w:val="21"/>
+                <w:u w:val="single"/>
+              </w:rPr>
+              <w:tab/>
+            </w:r>
+          </w:p>
+        </w:tc>
+        <w:tc>
+          <w:tcPr>
+            <w:tcW w:w="4872" w:type="dxa"/>
+          </w:tcPr>
+          <w:p>
+            <w:pPr>
+              <w:jc w:val="both"/>
+              <w:rPr>
+                <w:sz w:val="21"/>
+              </w:rPr>
+            </w:pPr>
+            <w:r>
+              <w:rPr>
+                <w:sz w:val="21"/>
+                <w:u w:val="single"/>
+              </w:rPr>
+              <w:tab/>
+            </w:r>
+            <w:r>
+              <w:rPr>
+                <w:sz w:val="21"/>
+                <w:u w:val="single"/>
+              </w:rPr>
+              <w:tab/>
+            </w:r>
+            <w:r>
+              <w:rPr>
+                <w:sz w:val="21"/>
+                <w:u w:val="single"/>
+              </w:rPr>
+              <w:tab/>
+            </w:r>
+            <w:r>
+              <w:rPr>
+                <w:sz w:val="21"/>
+                <w:u w:val="single"/>
+              </w:rPr>
+              <w:tab/>
+            </w:r>
+            <w:r>
+              <w:rPr>
+                <w:sz w:val="21"/>
+                <w:u w:val="single"/>
+              </w:rPr>
+              <w:tab/>
+            </w:r>
+            <w:r>
+              <w:rPr>
+                <w:sz w:val="21"/>
+                <w:u w:val="single"/>
+              </w:rPr>
+              <w:tab/>
+            </w:r>
+          </w:p>
+        </w:tc>
+      </w:tr>
+      <w:tr>
+        <w:tc>
+          <w:tcPr>
+            <w:tcW w:w="4871" w:type="dxa"/>
+          </w:tcPr>
+          <w:p>
+            <w:pPr>
+              <w:jc w:val="both"/>
+              <w:rPr>
+                <w:sz w:val="21"/>
+              </w:rPr>
+            </w:pPr>
+            <w:r>
+              <w:rPr>
+                <w:sz w:val="21"/>
+              </w:rPr>
+              <w:t>Signature of Purchaser (1)</w:t>
+            </w:r>
+          </w:p>
+          <w:p>
+            <w:pPr>
+              <w:jc w:val="both"/>
+              <w:rPr>
+                <w:sz w:val="21"/>
+              </w:rPr>
+            </w:pPr>
+          </w:p>
+        </w:tc>
+        <w:tc>
+          <w:tcPr>
+            <w:tcW w:w="4872" w:type="dxa"/>
+          </w:tcPr>
+          <w:p>
+            <w:pPr>
+              <w:jc w:val="both"/>
+              <w:rPr>
+                <w:sz w:val="21"/>
+              </w:rPr>
+            </w:pPr>
+            <w:r>
+              <w:rPr>
+                <w:sz w:val="21"/>
+              </w:rPr>
+              <w:t>Signature of Purchaser (</w:t>
+            </w:r>
+            <w:r>
+              <w:rPr>
+                <w:sz w:val="21"/>
+              </w:rPr>
+              <w:t>2</w:t>
+            </w:r>
+            <w:r>
+              <w:rPr>
+                <w:sz w:val="21"/>
+              </w:rPr>
+              <w:t>)</w:t>
+            </w:r>
+          </w:p>
+        </w:tc>
+      </w:tr>
+      <w:tr>
+        <w:tc>
+          <w:tcPr>
+            <w:tcW w:w="4871" w:type="dxa"/>
+          </w:tcPr>
+          <w:p>
+            <w:pPr>
+              <w:jc w:val="both"/>
+              <w:rPr>
+                <w:sz w:val="21"/>
+              </w:rPr>
+            </w:pPr>
+            <w:r>
+              <w:rPr>
+                <w:sz w:val="21"/>
+              </w:rPr>
+              <w:t>Name:</w:t>
+            </w:r>
+            <w:r>
+              <w:rPr>
+                <w:sz w:val="21"/>
+              </w:rPr>
+              <w:t xml:space="preserve"> {{</w:t>
+            </w:r>
+            <w:proofErr w:type="spellStart"/>
+            <w:r>
+              <w:rPr>
+                <w:sz w:val="21"/>
+              </w:rPr>
+              <w:t>purchaser_name</w:t>
+            </w:r>
+            <w:proofErr w:type="spellEnd"/>
+            <w:r>
+              <w:rPr>
+                <w:sz w:val="21"/>
+              </w:rPr>
+              <w:t>}}</w:t>
+            </w:r>
+          </w:p>
+          <w:p>
+            <w:pPr>
+              <w:jc w:val="both"/>
+              <w:rPr>
+                <w:sz w:val="21"/>
+              </w:rPr>
+            </w:pPr>
+          </w:p>
+        </w:tc>
+        <w:tc>
+          <w:tcPr>
+            <w:tcW w:w="4872" w:type="dxa"/>
+          </w:tcPr>
+          <w:p>
+            <w:pPr>
+              <w:jc w:val="both"/>
+              <w:rPr>
+                <w:sz w:val="21"/>
+              </w:rPr>
+            </w:pPr>
+            <w:r>
+              <w:rPr>
+                <w:sz w:val="21"/>
+              </w:rPr>
+              <w:t>Name: {{purchaser</w:t>
+            </w:r>
+            <w:r>
+              <w:rPr>
+                <w:sz w:val="21"/>
+              </w:rPr>
+              <w:t>2</w:t>
+            </w:r>
+            <w:r>
+              <w:rPr>
+                <w:sz w:val="21"/>
+              </w:rPr>
+              <w:t>_name}}</w:t>
+            </w:r>
+          </w:p>
+        </w:tc>
+      </w:tr>
+      <w:tr>
+        <w:tc>
+          <w:tcPr>
+            <w:tcW w:w="4871" w:type="dxa"/>
+          </w:tcPr>
+          <w:p>
+            <w:pPr>
+              <w:jc w:val="both"/>
+              <w:rPr>
+                <w:sz w:val="21"/>
+              </w:rPr>
+            </w:pPr>
+            <w:r>
+              <w:rPr>
+                <w:sz w:val="21"/>
+              </w:rPr>
+              <w:t xml:space="preserve">NRIC </w:t>
+            </w:r>
+            <w:proofErr w:type="gramStart"/>
+            <w:r>
+              <w:rPr>
+                <w:sz w:val="21"/>
+              </w:rPr>
+              <w:t>No. :</w:t>
+            </w:r>
+            <w:proofErr w:type="gramEnd"/>
+            <w:r>
+              <w:rPr>
+                <w:sz w:val="21"/>
+              </w:rPr>
+              <w:t xml:space="preserve"> </w:t>
+            </w:r>
+            <w:r>
+              <w:rPr>
+                <w:sz w:val="21"/>
+              </w:rPr>
+              <w:t>{{</w:t>
+            </w:r>
+            <w:proofErr w:type="spellStart"/>
+            <w:r>
+              <w:rPr>
+                <w:sz w:val="21"/>
+              </w:rPr>
+              <w:t>purchaser_n</w:t>
+            </w:r>
+            <w:r>
+              <w:rPr>
+                <w:sz w:val="21"/>
+              </w:rPr>
+              <w:t>ric</w:t>
+            </w:r>
+            <w:proofErr w:type="spellEnd"/>
+            <w:r>
+              <w:rPr>
+                <w:sz w:val="21"/>
+              </w:rPr>
+              <w:t>}}</w:t>
+            </w:r>
+          </w:p>
+          <w:p>
+            <w:pPr>
+              <w:jc w:val="both"/>
+              <w:rPr>
+                <w:sz w:val="21"/>
+              </w:rPr>
+            </w:pPr>
+          </w:p>
+        </w:tc>
+        <w:tc>
+          <w:tcPr>
+            <w:tcW w:w="4872" w:type="dxa"/>
+          </w:tcPr>
+          <w:p>
+            <w:pPr>
+              <w:jc w:val="both"/>
+              <w:rPr>
+                <w:sz w:val="21"/>
+              </w:rPr>
+            </w:pPr>
+            <w:r>
+              <w:rPr>
+                <w:sz w:val="21"/>
+              </w:rPr>
+              <w:t xml:space="preserve">NRIC </w:t>
+            </w:r>
+            <w:proofErr w:type="gramStart"/>
+            <w:r>
+              <w:rPr>
+                <w:sz w:val="21"/>
+              </w:rPr>
+              <w:t>No. :</w:t>
+            </w:r>
+            <w:proofErr w:type="gramEnd"/>
+            <w:r>
+              <w:rPr>
+                <w:sz w:val="21"/>
+              </w:rPr>
+              <w:t xml:space="preserve"> {{purchaser</w:t>
+            </w:r>
+            <w:r>
+              <w:rPr>
+                <w:sz w:val="21"/>
+              </w:rPr>
+              <w:t>2</w:t>
+            </w:r>
+            <w:r>
+              <w:rPr>
+                <w:sz w:val="21"/>
+              </w:rPr>
+              <w:t>_nric}}</w:t>
+            </w:r>
+          </w:p>
+        </w:tc>
+      </w:tr>
+    </w:tbl>
     <w:p>
       <w:pPr>
         <w:jc w:val="both"/>
@@ -1488,116 +1827,6 @@
           <w:szCs w:val="20"/>
         </w:rPr>
       </w:pPr>
-      <w:r>
-        <w:rPr>
-          <w:sz w:val="18"/>
-          <w:szCs w:val="20"/>
-          <w:u w:val="single"/>
-        </w:rPr>
-        <w:tab/>
-      </w:r>
-      <w:r>
-        <w:rPr>
-          <w:sz w:val="18"/>
-          <w:szCs w:val="20"/>
-          <w:u w:val="single"/>
-        </w:rPr>
-        <w:tab/>
-      </w:r>
-      <w:r>
-        <w:rPr>
-          <w:sz w:val="18"/>
-          <w:szCs w:val="20"/>
-          <w:u w:val="single"/>
-        </w:rPr>
-        <w:tab/>
-      </w:r>
-      <w:r>
-        <w:rPr>
-          <w:sz w:val="18"/>
-          <w:szCs w:val="20"/>
-          <w:u w:val="single"/>
-        </w:rPr>
-        <w:tab/>
-      </w:r>
-      <w:r>
-        <w:rPr>
-          <w:sz w:val="18"/>
-          <w:szCs w:val="20"/>
-          <w:u w:val="single"/>
-        </w:rPr>
-        <w:tab/>
-      </w:r>
-      <w:r>
-        <w:rPr>
-          <w:sz w:val="18"/>
-          <w:szCs w:val="20"/>
-          <w:u w:val="single"/>
-        </w:rPr>
-        <w:tab/>
-      </w:r>
-      <w:r>
-        <w:rPr>
-          <w:sz w:val="18"/>
-          <w:szCs w:val="20"/>
-        </w:rPr>
-        <w:tab/>
-      </w:r>
-      <w:r>
-        <w:rPr>
-          <w:sz w:val="18"/>
-          <w:szCs w:val="20"/>
-          <w:u w:val="single"/>
-        </w:rPr>
-        <w:tab/>
-      </w:r>
-      <w:r>
-        <w:rPr>
-          <w:sz w:val="18"/>
-          <w:szCs w:val="20"/>
-          <w:u w:val="single"/>
-        </w:rPr>
-        <w:tab/>
-      </w:r>
-      <w:r>
-        <w:rPr>
-          <w:sz w:val="18"/>
-          <w:szCs w:val="20"/>
-          <w:u w:val="single"/>
-        </w:rPr>
-        <w:tab/>
-      </w:r>
-      <w:r>
-        <w:rPr>
-          <w:sz w:val="18"/>
-          <w:szCs w:val="20"/>
-          <w:u w:val="single"/>
-        </w:rPr>
-        <w:tab/>
-      </w:r>
-      <w:r>
-        <w:rPr>
-          <w:sz w:val="18"/>
-          <w:szCs w:val="20"/>
-          <w:u w:val="single"/>
-        </w:rPr>
-        <w:tab/>
-      </w:r>
-      <w:r>
-        <w:rPr>
-          <w:sz w:val="18"/>
-          <w:szCs w:val="20"/>
-          <w:u w:val="single"/>
-        </w:rPr>
-        <w:tab/>
-      </w:r>
-      <w:r>
-        <w:rPr>
-          <w:sz w:val="18"/>
-          <w:szCs w:val="20"/>
-        </w:rPr>
-        <w:t xml:space="preserve"> </w:t>
-      </w:r>
     </w:p>
     <w:p>
       <w:pPr>
@@ -1608,330 +1837,15 @@
           <w:szCs w:val="20"/>
         </w:rPr>
       </w:pPr>
-      <w:r>
-        <w:rPr>
-          <w:sz w:val="18"/>
-          <w:szCs w:val="20"/>
-        </w:rPr>
-        <w:t>Signature of Purchaser (1)</w:t>
-      </w:r>
-      <w:r>
-        <w:rPr>
-          <w:sz w:val="18"/>
-          <w:szCs w:val="20"/>
-        </w:rPr>
-        <w:tab/>
-      </w:r>
-      <w:r>
-        <w:rPr>
-          <w:sz w:val="18"/>
-          <w:szCs w:val="20"/>
-        </w:rPr>
-        <w:tab/>
-      </w:r>
-      <w:r>
-        <w:rPr>
-          <w:sz w:val="18"/>
-          <w:szCs w:val="20"/>
-        </w:rPr>
-        <w:tab/>
-      </w:r>
-      <w:r>
-        <w:rPr>
-          <w:sz w:val="18"/>
-          <w:szCs w:val="20"/>
-        </w:rPr>
-        <w:tab/>
-      </w:r>
-      <w:r>
-        <w:rPr>
-          <w:sz w:val="18"/>
-          <w:szCs w:val="20"/>
-        </w:rPr>
-        <w:tab/>
-      </w:r>
-      <w:r>
-        <w:rPr>
-          <w:sz w:val="18"/>
-          <w:szCs w:val="20"/>
-        </w:rPr>
-        <w:t>Signature of Purchaser (2)</w:t>
-      </w:r>
-    </w:p>
-    <w:p>
-      <w:pPr>
-        <w:pStyle w:val="BodyText"/>
-        <w:tabs>
-          <w:tab w:val="clear" w:pos="5760"/>
-        </w:tabs>
-        <w:spacing w:line="360" w:lineRule="auto"/>
-        <w:rPr>
-          <w:sz w:val="18"/>
-          <w:szCs w:val="20"/>
-          <w:u w:val="single"/>
-        </w:rPr>
-      </w:pPr>
-      <w:r>
-        <w:rPr>
-          <w:rFonts w:ascii="Arial" w:hAnsi="Arial"/>
-          <w:sz w:val="18"/>
-          <w:szCs w:val="20"/>
-        </w:rPr>
-        <w:t xml:space="preserve">Name: </w:t>
-      </w:r>
-      <w:r>
-        <w:rPr>
-          <w:sz w:val="18"/>
-          <w:szCs w:val="20"/>
-          <w:u w:val="single"/>
-        </w:rPr>
-        <w:tab/>
-      </w:r>
-      <w:r>
-        <w:rPr>
-          <w:sz w:val="18"/>
-          <w:szCs w:val="20"/>
-          <w:u w:val="single"/>
-        </w:rPr>
-        <w:tab/>
-      </w:r>
-      <w:r>
-        <w:rPr>
-          <w:sz w:val="18"/>
-          <w:szCs w:val="20"/>
-          <w:u w:val="single"/>
-        </w:rPr>
-        <w:tab/>
-      </w:r>
-      <w:r>
-        <w:rPr>
-          <w:sz w:val="18"/>
-          <w:szCs w:val="20"/>
-          <w:u w:val="single"/>
-        </w:rPr>
-        <w:tab/>
-      </w:r>
-      <w:r>
-        <w:rPr>
-          <w:sz w:val="18"/>
-          <w:szCs w:val="20"/>
-          <w:u w:val="single"/>
-        </w:rPr>
-        <w:tab/>
-      </w:r>
-      <w:r>
-        <w:rPr>
-          <w:sz w:val="18"/>
-          <w:szCs w:val="20"/>
-          <w:u w:val="single"/>
-        </w:rPr>
-        <w:tab/>
-      </w:r>
-      <w:r>
-        <w:rPr>
-          <w:rFonts w:ascii="Arial" w:hAnsi="Arial"/>
-          <w:sz w:val="18"/>
-          <w:szCs w:val="20"/>
-        </w:rPr>
-        <w:tab/>
-        <w:t xml:space="preserve">Name: </w:t>
-      </w:r>
-      <w:r>
-        <w:rPr>
-          <w:sz w:val="18"/>
-          <w:szCs w:val="20"/>
-          <w:u w:val="single"/>
-        </w:rPr>
-        <w:tab/>
-      </w:r>
-      <w:r>
-        <w:rPr>
-          <w:sz w:val="18"/>
-          <w:szCs w:val="20"/>
-          <w:u w:val="single"/>
-        </w:rPr>
-        <w:tab/>
-      </w:r>
-      <w:r>
-        <w:rPr>
-          <w:sz w:val="18"/>
-          <w:szCs w:val="20"/>
-          <w:u w:val="single"/>
-        </w:rPr>
-        <w:tab/>
-      </w:r>
-      <w:r>
-        <w:rPr>
-          <w:sz w:val="18"/>
-          <w:szCs w:val="20"/>
-          <w:u w:val="single"/>
-        </w:rPr>
-        <w:tab/>
-      </w:r>
-      <w:r>
-        <w:rPr>
-          <w:sz w:val="18"/>
-          <w:szCs w:val="20"/>
-          <w:u w:val="single"/>
-        </w:rPr>
-        <w:tab/>
-      </w:r>
-      <w:r>
-        <w:rPr>
-          <w:sz w:val="18"/>
-          <w:szCs w:val="20"/>
-          <w:u w:val="single"/>
-        </w:rPr>
-        <w:tab/>
-      </w:r>
-    </w:p>
-    <w:p>
-      <w:pPr>
-        <w:pStyle w:val="BodyText"/>
-        <w:tabs>
-          <w:tab w:val="clear" w:pos="5760"/>
-        </w:tabs>
-        <w:spacing w:line="360" w:lineRule="auto"/>
-        <w:rPr>
-          <w:rFonts w:ascii="Arial" w:hAnsi="Arial"/>
-          <w:sz w:val="18"/>
-          <w:szCs w:val="20"/>
-        </w:rPr>
-      </w:pPr>
-      <w:r>
-        <w:rPr>
-          <w:rFonts w:ascii="Arial" w:hAnsi="Arial"/>
-          <w:sz w:val="18"/>
-          <w:szCs w:val="20"/>
-        </w:rPr>
-        <w:t>NRIC No</w:t>
-      </w:r>
-      <w:r>
-        <w:rPr>
-          <w:sz w:val="18"/>
-          <w:szCs w:val="20"/>
-          <w:u w:val="single"/>
-        </w:rPr>
-        <w:tab/>
-      </w:r>
-      <w:r>
-        <w:rPr>
-          <w:sz w:val="18"/>
-          <w:szCs w:val="20"/>
-          <w:u w:val="single"/>
-        </w:rPr>
-        <w:tab/>
-      </w:r>
-      <w:r>
-        <w:rPr>
-          <w:sz w:val="18"/>
-          <w:szCs w:val="20"/>
-          <w:u w:val="single"/>
-        </w:rPr>
-        <w:tab/>
-      </w:r>
-      <w:r>
-        <w:rPr>
-          <w:sz w:val="18"/>
-          <w:szCs w:val="20"/>
-          <w:u w:val="single"/>
-        </w:rPr>
-        <w:tab/>
-      </w:r>
-      <w:r>
-        <w:rPr>
-          <w:sz w:val="18"/>
-          <w:szCs w:val="20"/>
-          <w:u w:val="single"/>
-        </w:rPr>
-        <w:tab/>
-      </w:r>
-      <w:r>
-        <w:rPr>
-          <w:sz w:val="18"/>
-          <w:szCs w:val="20"/>
-          <w:u w:val="single"/>
-        </w:rPr>
-        <w:tab/>
-      </w:r>
-      <w:r>
-        <w:rPr>
-          <w:rFonts w:ascii="Arial" w:hAnsi="Arial"/>
-          <w:sz w:val="18"/>
-          <w:szCs w:val="20"/>
-        </w:rPr>
-        <w:tab/>
-        <w:t xml:space="preserve">NRIC No. </w:t>
-      </w:r>
-      <w:r>
-        <w:rPr>
-          <w:sz w:val="18"/>
-          <w:szCs w:val="20"/>
-          <w:u w:val="single"/>
-        </w:rPr>
-        <w:tab/>
-      </w:r>
-      <w:r>
-        <w:rPr>
-          <w:sz w:val="18"/>
-          <w:szCs w:val="20"/>
-          <w:u w:val="single"/>
-        </w:rPr>
-        <w:tab/>
-      </w:r>
-      <w:r>
-        <w:rPr>
-          <w:sz w:val="18"/>
-          <w:szCs w:val="20"/>
-          <w:u w:val="single"/>
-        </w:rPr>
-        <w:tab/>
-      </w:r>
-      <w:r>
-        <w:rPr>
-          <w:sz w:val="18"/>
-          <w:szCs w:val="20"/>
-          <w:u w:val="single"/>
-        </w:rPr>
-        <w:tab/>
-      </w:r>
-      <w:r>
-        <w:rPr>
-          <w:sz w:val="18"/>
-          <w:szCs w:val="20"/>
-          <w:u w:val="single"/>
-        </w:rPr>
-        <w:tab/>
-      </w:r>
-    </w:p>
-    <w:p>
-      <w:pPr>
-        <w:spacing w:line="360" w:lineRule="auto"/>
+    </w:p>
+    <w:p>
+      <w:pPr>
         <w:jc w:val="both"/>
         <w:rPr>
           <w:sz w:val="18"/>
           <w:szCs w:val="20"/>
         </w:rPr>
       </w:pPr>
-    </w:p>
-    <w:p>
-      <w:pPr>
-        <w:spacing w:line="360" w:lineRule="auto"/>
-        <w:jc w:val="both"/>
-        <w:rPr>
-          <w:sz w:val="18"/>
-          <w:szCs w:val="20"/>
-        </w:rPr>
-      </w:pPr>
-    </w:p>
-    <w:p>
-      <w:pPr>
-        <w:jc w:val="both"/>
-        <w:rPr>
-          <w:sz w:val="18"/>
-          <w:szCs w:val="20"/>
-        </w:rPr>
-      </w:pPr>
       <w:r>
         <w:rPr>
           <w:sz w:val="18"/>
@@ -1996,7 +1910,7 @@
     </w:p>
     <w:p>
       <w:pPr>
-        <w:pStyle w:val="MediumGrid2"/>
+        <w:pStyle w:val="MediumGrid21"/>
         <w:rPr>
           <w:sz w:val="18"/>
           <w:szCs w:val="18"/>
@@ -2165,7 +2079,6 @@
           <w:sz w:val="20"/>
           <w:szCs w:val="20"/>
         </w:rPr>
-        <w:lastRenderedPageBreak/>
         <w:t>………………………………………………………………………………………………………………………</w:t>
       </w:r>
     </w:p>
@@ -4828,6 +4741,50 @@
     <w:lsdException w:name="Subtitle" w:qFormat="1"/>
     <w:lsdException w:name="Strong" w:qFormat="1"/>
     <w:lsdException w:name="Emphasis" w:qFormat="1"/>
+    <w:lsdException w:name="Normal Table" w:semiHidden="1" w:unhideWhenUsed="1"/>
+    <w:lsdException w:name="Table Simple 1" w:semiHidden="1" w:unhideWhenUsed="1"/>
+    <w:lsdException w:name="Table Simple 2" w:semiHidden="1" w:unhideWhenUsed="1"/>
+    <w:lsdException w:name="Table Simple 3" w:semiHidden="1" w:unhideWhenUsed="1"/>
+    <w:lsdException w:name="Table Classic 1" w:semiHidden="1" w:unhideWhenUsed="1"/>
+    <w:lsdException w:name="Table Classic 2" w:semiHidden="1" w:unhideWhenUsed="1"/>
+    <w:lsdException w:name="Table Classic 3" w:semiHidden="1" w:unhideWhenUsed="1"/>
+    <w:lsdException w:name="Table Classic 4" w:semiHidden="1" w:unhideWhenUsed="1"/>
+    <w:lsdException w:name="Table Colorful 1" w:semiHidden="1" w:unhideWhenUsed="1"/>
+    <w:lsdException w:name="Table Colorful 2" w:semiHidden="1" w:unhideWhenUsed="1"/>
+    <w:lsdException w:name="Table Colorful 3" w:semiHidden="1" w:unhideWhenUsed="1"/>
+    <w:lsdException w:name="Table Columns 1" w:semiHidden="1" w:unhideWhenUsed="1"/>
+    <w:lsdException w:name="Table Columns 2" w:semiHidden="1" w:unhideWhenUsed="1"/>
+    <w:lsdException w:name="Table Columns 3" w:semiHidden="1" w:unhideWhenUsed="1"/>
+    <w:lsdException w:name="Table Columns 4" w:semiHidden="1" w:unhideWhenUsed="1"/>
+    <w:lsdException w:name="Table Columns 5" w:semiHidden="1" w:unhideWhenUsed="1"/>
+    <w:lsdException w:name="Table Grid 1" w:semiHidden="1" w:unhideWhenUsed="1"/>
+    <w:lsdException w:name="Table Grid 2" w:semiHidden="1" w:unhideWhenUsed="1"/>
+    <w:lsdException w:name="Table Grid 3" w:semiHidden="1" w:unhideWhenUsed="1"/>
+    <w:lsdException w:name="Table Grid 4" w:semiHidden="1" w:unhideWhenUsed="1"/>
+    <w:lsdException w:name="Table Grid 5" w:semiHidden="1" w:unhideWhenUsed="1"/>
+    <w:lsdException w:name="Table Grid 6" w:semiHidden="1" w:unhideWhenUsed="1"/>
+    <w:lsdException w:name="Table Grid 7" w:semiHidden="1" w:unhideWhenUsed="1"/>
+    <w:lsdException w:name="Table Grid 8" w:semiHidden="1" w:unhideWhenUsed="1"/>
+    <w:lsdException w:name="Table List 1" w:semiHidden="1" w:unhideWhenUsed="1"/>
+    <w:lsdException w:name="Table List 2" w:semiHidden="1" w:unhideWhenUsed="1"/>
+    <w:lsdException w:name="Table List 3" w:semiHidden="1" w:unhideWhenUsed="1"/>
+    <w:lsdException w:name="Table List 4" w:semiHidden="1" w:unhideWhenUsed="1"/>
+    <w:lsdException w:name="Table List 5" w:semiHidden="1" w:unhideWhenUsed="1"/>
+    <w:lsdException w:name="Table List 6" w:semiHidden="1" w:unhideWhenUsed="1"/>
+    <w:lsdException w:name="Table List 7" w:semiHidden="1" w:unhideWhenUsed="1"/>
+    <w:lsdException w:name="Table List 8" w:semiHidden="1" w:unhideWhenUsed="1"/>
+    <w:lsdException w:name="Table 3D effects 1" w:semiHidden="1" w:unhideWhenUsed="1"/>
+    <w:lsdException w:name="Table 3D effects 2" w:semiHidden="1" w:unhideWhenUsed="1"/>
+    <w:lsdException w:name="Table 3D effects 3" w:semiHidden="1" w:unhideWhenUsed="1"/>
+    <w:lsdException w:name="Table Contemporary" w:semiHidden="1" w:unhideWhenUsed="1"/>
+    <w:lsdException w:name="Table Elegant" w:semiHidden="1" w:unhideWhenUsed="1"/>
+    <w:lsdException w:name="Table Professional" w:semiHidden="1" w:unhideWhenUsed="1"/>
+    <w:lsdException w:name="Table Subtle 1" w:semiHidden="1" w:unhideWhenUsed="1"/>
+    <w:lsdException w:name="Table Subtle 2" w:semiHidden="1" w:unhideWhenUsed="1"/>
+    <w:lsdException w:name="Table Web 1" w:semiHidden="1" w:unhideWhenUsed="1"/>
+    <w:lsdException w:name="Table Web 2" w:semiHidden="1" w:unhideWhenUsed="1"/>
+    <w:lsdException w:name="Table Web 3" w:semiHidden="1" w:unhideWhenUsed="1"/>
+    <w:lsdException w:name="Table Theme" w:semiHidden="1" w:unhideWhenUsed="1"/>
     <w:lsdException w:name="Placeholder Text" w:semiHidden="1" w:uiPriority="99"/>
     <w:lsdException w:name="No Spacing" w:uiPriority="1" w:qFormat="1"/>
     <w:lsdException w:name="Light Shading" w:uiPriority="60"/>
@@ -5133,11 +5090,15 @@
   </w:style>
   <w:style w:type="character" w:default="1" w:styleId="DefaultParagraphFont">
     <w:name w:val="Default Paragraph Font"/>
+    <w:uiPriority w:val="1"/>
     <w:semiHidden/>
+    <w:unhideWhenUsed/>
   </w:style>
   <w:style w:type="table" w:default="1" w:styleId="TableNormal">
     <w:name w:val="Normal Table"/>
+    <w:uiPriority w:val="99"/>
     <w:semiHidden/>
+    <w:unhideWhenUsed/>
     <w:tblPr>
       <w:tblInd w:w="0" w:type="dxa"/>
       <w:tblCellMar>
@@ -5150,7 +5111,9 @@
   </w:style>
   <w:style w:type="numbering" w:default="1" w:styleId="NoList">
     <w:name w:val="No List"/>
+    <w:uiPriority w:val="99"/>
     <w:semiHidden/>
+    <w:unhideWhenUsed/>
   </w:style>
   <w:style w:type="paragraph" w:styleId="Header">
     <w:name w:val="header"/>
@@ -5340,8 +5303,8 @@
       <w:lang w:val="en-US" w:eastAsia="en-US" w:bidi="ar-SA"/>
     </w:rPr>
   </w:style>
-  <w:style w:type="paragraph" w:styleId="ColourfulListAccent1">
-    <w:name w:val="Colorful List Accent 1"/>
+  <w:style w:type="paragraph" w:customStyle="1" w:styleId="ColourfulListAccent11">
+    <w:name w:val="Colourful List – Accent 11"/>
     <w:basedOn w:val="Normal"/>
     <w:uiPriority w:val="34"/>
     <w:qFormat/>
@@ -5361,8 +5324,8 @@
       <w:lang w:val="en-US" w:eastAsia="en-US" w:bidi="ar-SA"/>
     </w:rPr>
   </w:style>
-  <w:style w:type="paragraph" w:styleId="MediumGrid2">
-    <w:name w:val="Medium Grid 2"/>
+  <w:style w:type="paragraph" w:customStyle="1" w:styleId="MediumGrid21">
+    <w:name w:val="Medium Grid 21"/>
     <w:uiPriority w:val="1"/>
     <w:qFormat/>
     <w:rsid w:val="00A64C04"/>
@@ -5412,6 +5375,21 @@
       <w:szCs w:val="20"/>
       <w:lang w:eastAsia="ar-SA"/>
     </w:rPr>
+  </w:style>
+  <w:style w:type="table" w:styleId="TableGrid">
+    <w:name w:val="Table Grid"/>
+    <w:basedOn w:val="TableNormal"/>
+    <w:rsid w:val="001D5153"/>
+    <w:tblPr>
+      <w:tblBorders>
+        <w:top w:val="single" w:sz="4" w:space="0" w:color="auto"/>
+        <w:left w:val="single" w:sz="4" w:space="0" w:color="auto"/>
+        <w:bottom w:val="single" w:sz="4" w:space="0" w:color="auto"/>
+        <w:right w:val="single" w:sz="4" w:space="0" w:color="auto"/>
+        <w:insideH w:val="single" w:sz="4" w:space="0" w:color="auto"/>
+        <w:insideV w:val="single" w:sz="4" w:space="0" w:color="auto"/>
+      </w:tblBorders>
+    </w:tblPr>
   </w:style>
 </w:styles>
 </file>
